--- a/작업일지/Week_5(250225-250312).docx
+++ b/작업일지/Week_5(250225-250312).docx
@@ -730,6 +730,7 @@
             </w:pPr>
             <w:r>
               <w:rPr>
+                <w:noProof/>
                 <w:sz w:val="24"/>
                 <w:szCs w:val="24"/>
               </w:rPr>
@@ -853,7 +854,6 @@
         <w:spacing w:after="0" w:line="240" w:lineRule="auto"/>
         <w:ind w:leftChars="0"/>
         <w:rPr>
-          <w:rFonts w:hint="eastAsia"/>
           <w:szCs w:val="20"/>
         </w:rPr>
       </w:pPr>
@@ -913,7 +913,6 @@
         <w:spacing w:after="0" w:line="240" w:lineRule="auto"/>
         <w:ind w:leftChars="0"/>
         <w:rPr>
-          <w:rFonts w:hint="eastAsia"/>
           <w:szCs w:val="20"/>
         </w:rPr>
       </w:pPr>
@@ -1035,7 +1034,6 @@
       <w:pPr>
         <w:spacing w:after="0" w:line="240" w:lineRule="auto"/>
         <w:rPr>
-          <w:rFonts w:hint="eastAsia"/>
           <w:szCs w:val="20"/>
         </w:rPr>
       </w:pPr>
@@ -1244,7 +1242,6 @@
       <w:pPr>
         <w:spacing w:after="0" w:line="240" w:lineRule="auto"/>
         <w:rPr>
-          <w:rFonts w:hint="eastAsia"/>
           <w:szCs w:val="20"/>
         </w:rPr>
       </w:pPr>
@@ -1311,7 +1308,6 @@
         <w:spacing w:after="0" w:line="240" w:lineRule="auto"/>
         <w:ind w:leftChars="0"/>
         <w:rPr>
-          <w:rFonts w:hint="eastAsia"/>
           <w:szCs w:val="20"/>
         </w:rPr>
       </w:pPr>
@@ -1338,7 +1334,6 @@
         <w:autoSpaceDE/>
         <w:autoSpaceDN/>
         <w:rPr>
-          <w:rFonts w:hint="eastAsia"/>
           <w:sz w:val="24"/>
           <w:szCs w:val="24"/>
         </w:rPr>
@@ -1417,7 +1412,6 @@
             <w:pPr>
               <w:jc w:val="left"/>
               <w:rPr>
-                <w:rFonts w:hint="eastAsia"/>
                 <w:sz w:val="16"/>
                 <w:szCs w:val="16"/>
               </w:rPr>
@@ -1580,24 +1574,13 @@
               <w:rPr>
                 <w:rFonts w:hint="eastAsia"/>
               </w:rPr>
-              <w:t>.</w:t>
-            </w:r>
-            <w:proofErr w:type="gramStart"/>
-            <w:r>
-              <w:rPr>
-                <w:rFonts w:hint="eastAsia"/>
-              </w:rPr>
-              <w:t>0</w:t>
+              <w:t>.0</w:t>
             </w:r>
             <w:r>
               <w:t>3.</w:t>
             </w:r>
             <w:r>
-              <w:t>*</w:t>
-            </w:r>
-            <w:proofErr w:type="gramEnd"/>
-            <w:r>
-              <w:t>*</w:t>
+              <w:t>30</w:t>
             </w:r>
           </w:p>
         </w:tc>

--- a/작업일지/Week_5(250225-250312).docx
+++ b/작업일지/Week_5(250225-250312).docx
@@ -1550,7 +1550,16 @@
               <w:rPr>
                 <w:rFonts w:hint="eastAsia"/>
               </w:rPr>
-              <w:t>2024.0</w:t>
+              <w:t>202</w:t>
+            </w:r>
+            <w:r>
+              <w:t>5</w:t>
+            </w:r>
+            <w:r>
+              <w:rPr>
+                <w:rFonts w:hint="eastAsia"/>
+              </w:rPr>
+              <w:t>.0</w:t>
             </w:r>
             <w:r>
               <w:t>3</w:t>
@@ -1568,7 +1577,10 @@
               <w:rPr>
                 <w:rFonts w:hint="eastAsia"/>
               </w:rPr>
-              <w:t>~2024</w:t>
+              <w:t>~202</w:t>
+            </w:r>
+            <w:r>
+              <w:t>5</w:t>
             </w:r>
             <w:r>
               <w:rPr>
